--- a/Jenkins/14th April notes.docx
+++ b/Jenkins/14th April notes.docx
@@ -22,7 +22,7 @@
           <w:b/>
           <w:bCs/>
         </w:rPr>
-        <w:t>2</w:t>
+        <w:t>7</w:t>
       </w:r>
       <w:r>
         <w:rPr>
@@ -58,51 +58,1465 @@
           <w:bCs/>
         </w:rPr>
         <w:tab/>
-        <w:t>Jenkins 13</w:t>
+        <w:t xml:space="preserve">Jenkins </w:t>
       </w:r>
       <w:r>
         <w:rPr>
           <w:b/>
           <w:bCs/>
         </w:rPr>
-        <w:t xml:space="preserve">    Jenkins-Maven-Windows</w:t>
+        <w:t xml:space="preserve">16 Jenkins – Git </w:t>
       </w:r>
-    </w:p>
-    <w:p>
-      <w:pPr>
-        <w:spacing w:after="0"/>
-        <w:rPr>
-          <w:b/>
-          <w:bCs/>
-        </w:rPr>
-      </w:pPr>
-    </w:p>
-    <w:p>
-      <w:pPr>
-        <w:spacing w:after="0"/>
-        <w:rPr>
-          <w:b/>
-          <w:bCs/>
-        </w:rPr>
-      </w:pPr>
-    </w:p>
-    <w:p>
-      <w:pPr>
-        <w:spacing w:after="0"/>
-        <w:rPr>
-          <w:b/>
-          <w:bCs/>
-        </w:rPr>
-      </w:pPr>
-    </w:p>
-    <w:p>
-      <w:pPr>
-        <w:spacing w:after="0"/>
-        <w:rPr>
-          <w:b/>
-          <w:bCs/>
-        </w:rPr>
-      </w:pPr>
+      <w:r>
+        <w:rPr>
+          <w:b/>
+          <w:bCs/>
+        </w:rPr>
+        <w:t>–</w:t>
+      </w:r>
+      <w:r>
+        <w:rPr>
+          <w:b/>
+          <w:bCs/>
+        </w:rPr>
+        <w:t xml:space="preserve"> Webhooks</w:t>
+      </w:r>
+    </w:p>
+    <w:p>
+      <w:pPr>
+        <w:spacing w:after="0"/>
+        <w:rPr>
+          <w:b/>
+          <w:bCs/>
+        </w:rPr>
+      </w:pPr>
+    </w:p>
+    <w:p>
+      <w:pPr>
+        <w:spacing w:after="0"/>
+        <w:rPr>
+          <w:b/>
+          <w:bCs/>
+        </w:rPr>
+      </w:pPr>
+      <w:r>
+        <w:rPr>
+          <w:b/>
+          <w:bCs/>
+        </w:rPr>
+        <w:drawing>
+          <wp:inline distT="0" distB="0" distL="0" distR="0" wp14:anchorId="474F3ADE" wp14:editId="4A7AE33D">
+            <wp:extent cx="6645910" cy="2545715"/>
+            <wp:effectExtent l="19050" t="19050" r="21590" b="26035"/>
+            <wp:docPr id="669720381" name="Picture 1"/>
+            <wp:cNvGraphicFramePr>
+              <a:graphicFrameLocks xmlns:a="http://schemas.openxmlformats.org/drawingml/2006/main" noChangeAspect="1"/>
+            </wp:cNvGraphicFramePr>
+            <a:graphic xmlns:a="http://schemas.openxmlformats.org/drawingml/2006/main">
+              <a:graphicData uri="http://schemas.openxmlformats.org/drawingml/2006/picture">
+                <pic:pic xmlns:pic="http://schemas.openxmlformats.org/drawingml/2006/picture">
+                  <pic:nvPicPr>
+                    <pic:cNvPr id="669720381" name=""/>
+                    <pic:cNvPicPr/>
+                  </pic:nvPicPr>
+                  <pic:blipFill>
+                    <a:blip r:embed="rId5"/>
+                    <a:stretch>
+                      <a:fillRect/>
+                    </a:stretch>
+                  </pic:blipFill>
+                  <pic:spPr>
+                    <a:xfrm>
+                      <a:off x="0" y="0"/>
+                      <a:ext cx="6645910" cy="2545715"/>
+                    </a:xfrm>
+                    <a:prstGeom prst="rect">
+                      <a:avLst/>
+                    </a:prstGeom>
+                    <a:ln>
+                      <a:solidFill>
+                        <a:schemeClr val="tx1"/>
+                      </a:solidFill>
+                    </a:ln>
+                  </pic:spPr>
+                </pic:pic>
+              </a:graphicData>
+            </a:graphic>
+          </wp:inline>
+        </w:drawing>
+      </w:r>
+    </w:p>
+    <w:p>
+      <w:pPr>
+        <w:spacing w:after="0"/>
+        <w:rPr>
+          <w:b/>
+          <w:bCs/>
+        </w:rPr>
+      </w:pPr>
+    </w:p>
+    <w:p>
+      <w:pPr>
+        <w:spacing w:after="0"/>
+        <w:rPr>
+          <w:b/>
+          <w:bCs/>
+        </w:rPr>
+      </w:pPr>
+      <w:r>
+        <w:rPr>
+          <w:b/>
+          <w:bCs/>
+        </w:rPr>
+        <w:drawing>
+          <wp:inline distT="0" distB="0" distL="0" distR="0" wp14:anchorId="0CC5130A" wp14:editId="45478464">
+            <wp:extent cx="6645910" cy="3079750"/>
+            <wp:effectExtent l="19050" t="19050" r="21590" b="25400"/>
+            <wp:docPr id="1320214151" name="Picture 1"/>
+            <wp:cNvGraphicFramePr>
+              <a:graphicFrameLocks xmlns:a="http://schemas.openxmlformats.org/drawingml/2006/main" noChangeAspect="1"/>
+            </wp:cNvGraphicFramePr>
+            <a:graphic xmlns:a="http://schemas.openxmlformats.org/drawingml/2006/main">
+              <a:graphicData uri="http://schemas.openxmlformats.org/drawingml/2006/picture">
+                <pic:pic xmlns:pic="http://schemas.openxmlformats.org/drawingml/2006/picture">
+                  <pic:nvPicPr>
+                    <pic:cNvPr id="1320214151" name=""/>
+                    <pic:cNvPicPr/>
+                  </pic:nvPicPr>
+                  <pic:blipFill>
+                    <a:blip r:embed="rId6"/>
+                    <a:stretch>
+                      <a:fillRect/>
+                    </a:stretch>
+                  </pic:blipFill>
+                  <pic:spPr>
+                    <a:xfrm>
+                      <a:off x="0" y="0"/>
+                      <a:ext cx="6645910" cy="3079750"/>
+                    </a:xfrm>
+                    <a:prstGeom prst="rect">
+                      <a:avLst/>
+                    </a:prstGeom>
+                    <a:ln>
+                      <a:solidFill>
+                        <a:schemeClr val="tx1"/>
+                      </a:solidFill>
+                    </a:ln>
+                  </pic:spPr>
+                </pic:pic>
+              </a:graphicData>
+            </a:graphic>
+          </wp:inline>
+        </w:drawing>
+      </w:r>
+    </w:p>
+    <w:p>
+      <w:pPr>
+        <w:spacing w:after="0"/>
+        <w:rPr>
+          <w:b/>
+          <w:bCs/>
+        </w:rPr>
+      </w:pPr>
+    </w:p>
+    <w:p>
+      <w:pPr>
+        <w:spacing w:after="0"/>
+        <w:rPr>
+          <w:b/>
+          <w:bCs/>
+        </w:rPr>
+      </w:pPr>
+      <w:r>
+        <w:rPr>
+          <w:b/>
+          <w:bCs/>
+        </w:rPr>
+        <w:drawing>
+          <wp:inline distT="0" distB="0" distL="0" distR="0" wp14:anchorId="2FF2B0E3" wp14:editId="41DC98D2">
+            <wp:extent cx="6645910" cy="2312035"/>
+            <wp:effectExtent l="19050" t="19050" r="21590" b="12065"/>
+            <wp:docPr id="1840836638" name="Picture 1"/>
+            <wp:cNvGraphicFramePr>
+              <a:graphicFrameLocks xmlns:a="http://schemas.openxmlformats.org/drawingml/2006/main" noChangeAspect="1"/>
+            </wp:cNvGraphicFramePr>
+            <a:graphic xmlns:a="http://schemas.openxmlformats.org/drawingml/2006/main">
+              <a:graphicData uri="http://schemas.openxmlformats.org/drawingml/2006/picture">
+                <pic:pic xmlns:pic="http://schemas.openxmlformats.org/drawingml/2006/picture">
+                  <pic:nvPicPr>
+                    <pic:cNvPr id="1840836638" name=""/>
+                    <pic:cNvPicPr/>
+                  </pic:nvPicPr>
+                  <pic:blipFill>
+                    <a:blip r:embed="rId7"/>
+                    <a:stretch>
+                      <a:fillRect/>
+                    </a:stretch>
+                  </pic:blipFill>
+                  <pic:spPr>
+                    <a:xfrm>
+                      <a:off x="0" y="0"/>
+                      <a:ext cx="6645910" cy="2312035"/>
+                    </a:xfrm>
+                    <a:prstGeom prst="rect">
+                      <a:avLst/>
+                    </a:prstGeom>
+                    <a:ln>
+                      <a:solidFill>
+                        <a:schemeClr val="tx1"/>
+                      </a:solidFill>
+                    </a:ln>
+                  </pic:spPr>
+                </pic:pic>
+              </a:graphicData>
+            </a:graphic>
+          </wp:inline>
+        </w:drawing>
+      </w:r>
+    </w:p>
+    <w:p>
+      <w:pPr>
+        <w:spacing w:after="0"/>
+        <w:rPr>
+          <w:b/>
+          <w:bCs/>
+        </w:rPr>
+      </w:pPr>
+    </w:p>
+    <w:p>
+      <w:pPr>
+        <w:spacing w:after="0"/>
+        <w:rPr>
+          <w:b/>
+          <w:bCs/>
+        </w:rPr>
+      </w:pPr>
+    </w:p>
+    <w:p>
+      <w:pPr>
+        <w:spacing w:after="0"/>
+        <w:rPr>
+          <w:b/>
+          <w:bCs/>
+        </w:rPr>
+      </w:pPr>
+    </w:p>
+    <w:p>
+      <w:pPr>
+        <w:spacing w:after="0"/>
+        <w:rPr>
+          <w:b/>
+          <w:bCs/>
+        </w:rPr>
+      </w:pPr>
+    </w:p>
+    <w:p>
+      <w:pPr>
+        <w:spacing w:after="0"/>
+        <w:rPr>
+          <w:b/>
+          <w:bCs/>
+        </w:rPr>
+      </w:pPr>
+    </w:p>
+    <w:p>
+      <w:pPr>
+        <w:spacing w:after="0"/>
+        <w:rPr>
+          <w:b/>
+          <w:bCs/>
+        </w:rPr>
+      </w:pPr>
+    </w:p>
+    <w:p>
+      <w:pPr>
+        <w:spacing w:after="0"/>
+        <w:rPr>
+          <w:b/>
+          <w:bCs/>
+        </w:rPr>
+      </w:pPr>
+    </w:p>
+    <w:p>
+      <w:pPr>
+        <w:spacing w:after="0"/>
+        <w:rPr>
+          <w:b/>
+          <w:bCs/>
+        </w:rPr>
+      </w:pPr>
+      <w:r>
+        <w:rPr>
+          <w:b/>
+          <w:bCs/>
+        </w:rPr>
+        <w:drawing>
+          <wp:inline distT="0" distB="0" distL="0" distR="0" wp14:anchorId="13851917" wp14:editId="09F677D3">
+            <wp:extent cx="6645910" cy="3046095"/>
+            <wp:effectExtent l="19050" t="19050" r="21590" b="20955"/>
+            <wp:docPr id="2004475269" name="Picture 1"/>
+            <wp:cNvGraphicFramePr>
+              <a:graphicFrameLocks xmlns:a="http://schemas.openxmlformats.org/drawingml/2006/main" noChangeAspect="1"/>
+            </wp:cNvGraphicFramePr>
+            <a:graphic xmlns:a="http://schemas.openxmlformats.org/drawingml/2006/main">
+              <a:graphicData uri="http://schemas.openxmlformats.org/drawingml/2006/picture">
+                <pic:pic xmlns:pic="http://schemas.openxmlformats.org/drawingml/2006/picture">
+                  <pic:nvPicPr>
+                    <pic:cNvPr id="2004475269" name=""/>
+                    <pic:cNvPicPr/>
+                  </pic:nvPicPr>
+                  <pic:blipFill>
+                    <a:blip r:embed="rId8"/>
+                    <a:stretch>
+                      <a:fillRect/>
+                    </a:stretch>
+                  </pic:blipFill>
+                  <pic:spPr>
+                    <a:xfrm>
+                      <a:off x="0" y="0"/>
+                      <a:ext cx="6645910" cy="3046095"/>
+                    </a:xfrm>
+                    <a:prstGeom prst="rect">
+                      <a:avLst/>
+                    </a:prstGeom>
+                    <a:ln>
+                      <a:solidFill>
+                        <a:schemeClr val="tx1"/>
+                      </a:solidFill>
+                    </a:ln>
+                  </pic:spPr>
+                </pic:pic>
+              </a:graphicData>
+            </a:graphic>
+          </wp:inline>
+        </w:drawing>
+      </w:r>
+    </w:p>
+    <w:p>
+      <w:pPr>
+        <w:spacing w:after="0"/>
+        <w:rPr>
+          <w:b/>
+          <w:bCs/>
+        </w:rPr>
+      </w:pPr>
+    </w:p>
+    <w:p>
+      <w:pPr>
+        <w:spacing w:after="0"/>
+        <w:rPr>
+          <w:b/>
+          <w:bCs/>
+        </w:rPr>
+      </w:pPr>
+      <w:r>
+        <w:rPr>
+          <w:b/>
+          <w:bCs/>
+        </w:rPr>
+        <w:drawing>
+          <wp:inline distT="0" distB="0" distL="0" distR="0" wp14:anchorId="01C57158" wp14:editId="228D3BF1">
+            <wp:extent cx="6645910" cy="2912745"/>
+            <wp:effectExtent l="19050" t="19050" r="21590" b="20955"/>
+            <wp:docPr id="941031247" name="Picture 1"/>
+            <wp:cNvGraphicFramePr>
+              <a:graphicFrameLocks xmlns:a="http://schemas.openxmlformats.org/drawingml/2006/main" noChangeAspect="1"/>
+            </wp:cNvGraphicFramePr>
+            <a:graphic xmlns:a="http://schemas.openxmlformats.org/drawingml/2006/main">
+              <a:graphicData uri="http://schemas.openxmlformats.org/drawingml/2006/picture">
+                <pic:pic xmlns:pic="http://schemas.openxmlformats.org/drawingml/2006/picture">
+                  <pic:nvPicPr>
+                    <pic:cNvPr id="941031247" name=""/>
+                    <pic:cNvPicPr/>
+                  </pic:nvPicPr>
+                  <pic:blipFill>
+                    <a:blip r:embed="rId9"/>
+                    <a:stretch>
+                      <a:fillRect/>
+                    </a:stretch>
+                  </pic:blipFill>
+                  <pic:spPr>
+                    <a:xfrm>
+                      <a:off x="0" y="0"/>
+                      <a:ext cx="6645910" cy="2912745"/>
+                    </a:xfrm>
+                    <a:prstGeom prst="rect">
+                      <a:avLst/>
+                    </a:prstGeom>
+                    <a:ln>
+                      <a:solidFill>
+                        <a:schemeClr val="tx1"/>
+                      </a:solidFill>
+                    </a:ln>
+                  </pic:spPr>
+                </pic:pic>
+              </a:graphicData>
+            </a:graphic>
+          </wp:inline>
+        </w:drawing>
+      </w:r>
+    </w:p>
+    <w:p>
+      <w:pPr>
+        <w:spacing w:after="0"/>
+        <w:rPr>
+          <w:b/>
+          <w:bCs/>
+        </w:rPr>
+      </w:pPr>
+    </w:p>
+    <w:p>
+      <w:pPr>
+        <w:spacing w:after="0"/>
+        <w:rPr>
+          <w:b/>
+          <w:bCs/>
+        </w:rPr>
+      </w:pPr>
+      <w:r>
+        <w:rPr>
+          <w:b/>
+          <w:bCs/>
+        </w:rPr>
+        <w:drawing>
+          <wp:inline distT="0" distB="0" distL="0" distR="0" wp14:anchorId="7BE44082" wp14:editId="29EB088C">
+            <wp:extent cx="6645910" cy="2762885"/>
+            <wp:effectExtent l="19050" t="19050" r="21590" b="18415"/>
+            <wp:docPr id="547666068" name="Picture 1"/>
+            <wp:cNvGraphicFramePr>
+              <a:graphicFrameLocks xmlns:a="http://schemas.openxmlformats.org/drawingml/2006/main" noChangeAspect="1"/>
+            </wp:cNvGraphicFramePr>
+            <a:graphic xmlns:a="http://schemas.openxmlformats.org/drawingml/2006/main">
+              <a:graphicData uri="http://schemas.openxmlformats.org/drawingml/2006/picture">
+                <pic:pic xmlns:pic="http://schemas.openxmlformats.org/drawingml/2006/picture">
+                  <pic:nvPicPr>
+                    <pic:cNvPr id="547666068" name=""/>
+                    <pic:cNvPicPr/>
+                  </pic:nvPicPr>
+                  <pic:blipFill>
+                    <a:blip r:embed="rId10"/>
+                    <a:stretch>
+                      <a:fillRect/>
+                    </a:stretch>
+                  </pic:blipFill>
+                  <pic:spPr>
+                    <a:xfrm>
+                      <a:off x="0" y="0"/>
+                      <a:ext cx="6645910" cy="2762885"/>
+                    </a:xfrm>
+                    <a:prstGeom prst="rect">
+                      <a:avLst/>
+                    </a:prstGeom>
+                    <a:ln>
+                      <a:solidFill>
+                        <a:schemeClr val="tx1"/>
+                      </a:solidFill>
+                    </a:ln>
+                  </pic:spPr>
+                </pic:pic>
+              </a:graphicData>
+            </a:graphic>
+          </wp:inline>
+        </w:drawing>
+      </w:r>
+    </w:p>
+    <w:p>
+      <w:pPr>
+        <w:spacing w:after="0"/>
+        <w:rPr>
+          <w:b/>
+          <w:bCs/>
+        </w:rPr>
+      </w:pPr>
+      <w:r>
+        <w:rPr>
+          <w:b/>
+          <w:bCs/>
+        </w:rPr>
+        <w:lastRenderedPageBreak/>
+        <w:drawing>
+          <wp:inline distT="0" distB="0" distL="0" distR="0" wp14:anchorId="1E3A0E1B" wp14:editId="5EF3F7E2">
+            <wp:extent cx="6645910" cy="2710815"/>
+            <wp:effectExtent l="19050" t="19050" r="21590" b="13335"/>
+            <wp:docPr id="726917011" name="Picture 1"/>
+            <wp:cNvGraphicFramePr>
+              <a:graphicFrameLocks xmlns:a="http://schemas.openxmlformats.org/drawingml/2006/main" noChangeAspect="1"/>
+            </wp:cNvGraphicFramePr>
+            <a:graphic xmlns:a="http://schemas.openxmlformats.org/drawingml/2006/main">
+              <a:graphicData uri="http://schemas.openxmlformats.org/drawingml/2006/picture">
+                <pic:pic xmlns:pic="http://schemas.openxmlformats.org/drawingml/2006/picture">
+                  <pic:nvPicPr>
+                    <pic:cNvPr id="726917011" name=""/>
+                    <pic:cNvPicPr/>
+                  </pic:nvPicPr>
+                  <pic:blipFill>
+                    <a:blip r:embed="rId11"/>
+                    <a:stretch>
+                      <a:fillRect/>
+                    </a:stretch>
+                  </pic:blipFill>
+                  <pic:spPr>
+                    <a:xfrm>
+                      <a:off x="0" y="0"/>
+                      <a:ext cx="6645910" cy="2710815"/>
+                    </a:xfrm>
+                    <a:prstGeom prst="rect">
+                      <a:avLst/>
+                    </a:prstGeom>
+                    <a:ln>
+                      <a:solidFill>
+                        <a:schemeClr val="tx1"/>
+                      </a:solidFill>
+                    </a:ln>
+                  </pic:spPr>
+                </pic:pic>
+              </a:graphicData>
+            </a:graphic>
+          </wp:inline>
+        </w:drawing>
+      </w:r>
+    </w:p>
+    <w:p>
+      <w:pPr>
+        <w:spacing w:after="0"/>
+        <w:rPr>
+          <w:b/>
+          <w:bCs/>
+        </w:rPr>
+      </w:pPr>
+    </w:p>
+    <w:p>
+      <w:pPr>
+        <w:spacing w:after="0"/>
+        <w:rPr>
+          <w:b/>
+          <w:bCs/>
+        </w:rPr>
+      </w:pPr>
+      <w:r>
+        <w:rPr>
+          <w:b/>
+          <w:bCs/>
+        </w:rPr>
+        <w:drawing>
+          <wp:inline distT="0" distB="0" distL="0" distR="0" wp14:anchorId="3B4A458A" wp14:editId="11671F30">
+            <wp:extent cx="6645910" cy="2703830"/>
+            <wp:effectExtent l="19050" t="19050" r="21590" b="20320"/>
+            <wp:docPr id="1464123890" name="Picture 1"/>
+            <wp:cNvGraphicFramePr>
+              <a:graphicFrameLocks xmlns:a="http://schemas.openxmlformats.org/drawingml/2006/main" noChangeAspect="1"/>
+            </wp:cNvGraphicFramePr>
+            <a:graphic xmlns:a="http://schemas.openxmlformats.org/drawingml/2006/main">
+              <a:graphicData uri="http://schemas.openxmlformats.org/drawingml/2006/picture">
+                <pic:pic xmlns:pic="http://schemas.openxmlformats.org/drawingml/2006/picture">
+                  <pic:nvPicPr>
+                    <pic:cNvPr id="1464123890" name=""/>
+                    <pic:cNvPicPr/>
+                  </pic:nvPicPr>
+                  <pic:blipFill>
+                    <a:blip r:embed="rId12"/>
+                    <a:stretch>
+                      <a:fillRect/>
+                    </a:stretch>
+                  </pic:blipFill>
+                  <pic:spPr>
+                    <a:xfrm>
+                      <a:off x="0" y="0"/>
+                      <a:ext cx="6645910" cy="2703830"/>
+                    </a:xfrm>
+                    <a:prstGeom prst="rect">
+                      <a:avLst/>
+                    </a:prstGeom>
+                    <a:ln>
+                      <a:solidFill>
+                        <a:schemeClr val="tx1"/>
+                      </a:solidFill>
+                    </a:ln>
+                  </pic:spPr>
+                </pic:pic>
+              </a:graphicData>
+            </a:graphic>
+          </wp:inline>
+        </w:drawing>
+      </w:r>
+    </w:p>
+    <w:p>
+      <w:pPr>
+        <w:spacing w:after="0"/>
+        <w:rPr>
+          <w:b/>
+          <w:bCs/>
+        </w:rPr>
+      </w:pPr>
+    </w:p>
+    <w:p>
+      <w:pPr>
+        <w:spacing w:after="0"/>
+        <w:rPr>
+          <w:b/>
+          <w:bCs/>
+        </w:rPr>
+      </w:pPr>
+      <w:r>
+        <w:rPr>
+          <w:b/>
+          <w:bCs/>
+        </w:rPr>
+        <w:drawing>
+          <wp:inline distT="0" distB="0" distL="0" distR="0" wp14:anchorId="69E63BF6" wp14:editId="5574A724">
+            <wp:extent cx="6645910" cy="2259965"/>
+            <wp:effectExtent l="19050" t="19050" r="21590" b="26035"/>
+            <wp:docPr id="290316928" name="Picture 1"/>
+            <wp:cNvGraphicFramePr>
+              <a:graphicFrameLocks xmlns:a="http://schemas.openxmlformats.org/drawingml/2006/main" noChangeAspect="1"/>
+            </wp:cNvGraphicFramePr>
+            <a:graphic xmlns:a="http://schemas.openxmlformats.org/drawingml/2006/main">
+              <a:graphicData uri="http://schemas.openxmlformats.org/drawingml/2006/picture">
+                <pic:pic xmlns:pic="http://schemas.openxmlformats.org/drawingml/2006/picture">
+                  <pic:nvPicPr>
+                    <pic:cNvPr id="290316928" name=""/>
+                    <pic:cNvPicPr/>
+                  </pic:nvPicPr>
+                  <pic:blipFill>
+                    <a:blip r:embed="rId13"/>
+                    <a:stretch>
+                      <a:fillRect/>
+                    </a:stretch>
+                  </pic:blipFill>
+                  <pic:spPr>
+                    <a:xfrm>
+                      <a:off x="0" y="0"/>
+                      <a:ext cx="6645910" cy="2259965"/>
+                    </a:xfrm>
+                    <a:prstGeom prst="rect">
+                      <a:avLst/>
+                    </a:prstGeom>
+                    <a:ln>
+                      <a:solidFill>
+                        <a:schemeClr val="tx1"/>
+                      </a:solidFill>
+                    </a:ln>
+                  </pic:spPr>
+                </pic:pic>
+              </a:graphicData>
+            </a:graphic>
+          </wp:inline>
+        </w:drawing>
+      </w:r>
+    </w:p>
+    <w:p>
+      <w:pPr>
+        <w:spacing w:after="0"/>
+        <w:rPr>
+          <w:b/>
+          <w:bCs/>
+        </w:rPr>
+      </w:pPr>
+      <w:r>
+        <w:rPr>
+          <w:b/>
+          <w:bCs/>
+        </w:rPr>
+        <w:lastRenderedPageBreak/>
+        <w:drawing>
+          <wp:inline distT="0" distB="0" distL="0" distR="0" wp14:anchorId="033E9B8F" wp14:editId="76C42F98">
+            <wp:extent cx="6645910" cy="2956560"/>
+            <wp:effectExtent l="19050" t="19050" r="21590" b="15240"/>
+            <wp:docPr id="877745403" name="Picture 1"/>
+            <wp:cNvGraphicFramePr>
+              <a:graphicFrameLocks xmlns:a="http://schemas.openxmlformats.org/drawingml/2006/main" noChangeAspect="1"/>
+            </wp:cNvGraphicFramePr>
+            <a:graphic xmlns:a="http://schemas.openxmlformats.org/drawingml/2006/main">
+              <a:graphicData uri="http://schemas.openxmlformats.org/drawingml/2006/picture">
+                <pic:pic xmlns:pic="http://schemas.openxmlformats.org/drawingml/2006/picture">
+                  <pic:nvPicPr>
+                    <pic:cNvPr id="877745403" name=""/>
+                    <pic:cNvPicPr/>
+                  </pic:nvPicPr>
+                  <pic:blipFill>
+                    <a:blip r:embed="rId14"/>
+                    <a:stretch>
+                      <a:fillRect/>
+                    </a:stretch>
+                  </pic:blipFill>
+                  <pic:spPr>
+                    <a:xfrm>
+                      <a:off x="0" y="0"/>
+                      <a:ext cx="6645910" cy="2956560"/>
+                    </a:xfrm>
+                    <a:prstGeom prst="rect">
+                      <a:avLst/>
+                    </a:prstGeom>
+                    <a:ln>
+                      <a:solidFill>
+                        <a:schemeClr val="tx1"/>
+                      </a:solidFill>
+                    </a:ln>
+                  </pic:spPr>
+                </pic:pic>
+              </a:graphicData>
+            </a:graphic>
+          </wp:inline>
+        </w:drawing>
+      </w:r>
+    </w:p>
+    <w:p>
+      <w:pPr>
+        <w:spacing w:after="0"/>
+        <w:rPr>
+          <w:b/>
+          <w:bCs/>
+        </w:rPr>
+      </w:pPr>
+    </w:p>
+    <w:p>
+      <w:pPr>
+        <w:spacing w:after="0"/>
+        <w:rPr>
+          <w:b/>
+          <w:bCs/>
+        </w:rPr>
+      </w:pPr>
+      <w:r>
+        <w:rPr>
+          <w:b/>
+          <w:bCs/>
+        </w:rPr>
+        <w:drawing>
+          <wp:inline distT="0" distB="0" distL="0" distR="0" wp14:anchorId="07E80455" wp14:editId="3556FEFC">
+            <wp:extent cx="6645910" cy="2727960"/>
+            <wp:effectExtent l="19050" t="19050" r="21590" b="15240"/>
+            <wp:docPr id="1368310435" name="Picture 1"/>
+            <wp:cNvGraphicFramePr>
+              <a:graphicFrameLocks xmlns:a="http://schemas.openxmlformats.org/drawingml/2006/main" noChangeAspect="1"/>
+            </wp:cNvGraphicFramePr>
+            <a:graphic xmlns:a="http://schemas.openxmlformats.org/drawingml/2006/main">
+              <a:graphicData uri="http://schemas.openxmlformats.org/drawingml/2006/picture">
+                <pic:pic xmlns:pic="http://schemas.openxmlformats.org/drawingml/2006/picture">
+                  <pic:nvPicPr>
+                    <pic:cNvPr id="1368310435" name=""/>
+                    <pic:cNvPicPr/>
+                  </pic:nvPicPr>
+                  <pic:blipFill>
+                    <a:blip r:embed="rId15"/>
+                    <a:stretch>
+                      <a:fillRect/>
+                    </a:stretch>
+                  </pic:blipFill>
+                  <pic:spPr>
+                    <a:xfrm>
+                      <a:off x="0" y="0"/>
+                      <a:ext cx="6645910" cy="2727960"/>
+                    </a:xfrm>
+                    <a:prstGeom prst="rect">
+                      <a:avLst/>
+                    </a:prstGeom>
+                    <a:ln>
+                      <a:solidFill>
+                        <a:schemeClr val="tx1"/>
+                      </a:solidFill>
+                    </a:ln>
+                  </pic:spPr>
+                </pic:pic>
+              </a:graphicData>
+            </a:graphic>
+          </wp:inline>
+        </w:drawing>
+      </w:r>
+    </w:p>
+    <w:p>
+      <w:pPr>
+        <w:spacing w:after="0"/>
+        <w:rPr>
+          <w:b/>
+          <w:bCs/>
+        </w:rPr>
+      </w:pPr>
+    </w:p>
+    <w:p>
+      <w:pPr>
+        <w:spacing w:after="0"/>
+        <w:rPr>
+          <w:b/>
+          <w:bCs/>
+        </w:rPr>
+      </w:pPr>
+    </w:p>
+    <w:p>
+      <w:pPr>
+        <w:spacing w:after="0"/>
+        <w:rPr>
+          <w:b/>
+          <w:bCs/>
+        </w:rPr>
+      </w:pPr>
+    </w:p>
+    <w:p>
+      <w:pPr>
+        <w:spacing w:after="0"/>
+        <w:rPr>
+          <w:b/>
+          <w:bCs/>
+        </w:rPr>
+      </w:pPr>
+      <w:r>
+        <w:rPr>
+          <w:b/>
+          <w:bCs/>
+        </w:rPr>
+        <w:lastRenderedPageBreak/>
+        <w:drawing>
+          <wp:inline distT="0" distB="0" distL="0" distR="0" wp14:anchorId="7FC94790" wp14:editId="195024CA">
+            <wp:extent cx="6645910" cy="4028440"/>
+            <wp:effectExtent l="19050" t="19050" r="21590" b="10160"/>
+            <wp:docPr id="340244075" name="Picture 1"/>
+            <wp:cNvGraphicFramePr>
+              <a:graphicFrameLocks xmlns:a="http://schemas.openxmlformats.org/drawingml/2006/main" noChangeAspect="1"/>
+            </wp:cNvGraphicFramePr>
+            <a:graphic xmlns:a="http://schemas.openxmlformats.org/drawingml/2006/main">
+              <a:graphicData uri="http://schemas.openxmlformats.org/drawingml/2006/picture">
+                <pic:pic xmlns:pic="http://schemas.openxmlformats.org/drawingml/2006/picture">
+                  <pic:nvPicPr>
+                    <pic:cNvPr id="340244075" name=""/>
+                    <pic:cNvPicPr/>
+                  </pic:nvPicPr>
+                  <pic:blipFill>
+                    <a:blip r:embed="rId16"/>
+                    <a:stretch>
+                      <a:fillRect/>
+                    </a:stretch>
+                  </pic:blipFill>
+                  <pic:spPr>
+                    <a:xfrm>
+                      <a:off x="0" y="0"/>
+                      <a:ext cx="6645910" cy="4028440"/>
+                    </a:xfrm>
+                    <a:prstGeom prst="rect">
+                      <a:avLst/>
+                    </a:prstGeom>
+                    <a:ln>
+                      <a:solidFill>
+                        <a:schemeClr val="tx1"/>
+                      </a:solidFill>
+                    </a:ln>
+                  </pic:spPr>
+                </pic:pic>
+              </a:graphicData>
+            </a:graphic>
+          </wp:inline>
+        </w:drawing>
+      </w:r>
+    </w:p>
+    <w:p>
+      <w:pPr>
+        <w:spacing w:after="0"/>
+        <w:rPr>
+          <w:b/>
+          <w:bCs/>
+        </w:rPr>
+      </w:pPr>
+    </w:p>
+    <w:p>
+      <w:pPr>
+        <w:spacing w:after="0"/>
+        <w:rPr>
+          <w:b/>
+          <w:bCs/>
+        </w:rPr>
+      </w:pPr>
+      <w:r>
+        <w:rPr>
+          <w:b/>
+          <w:bCs/>
+        </w:rPr>
+        <w:drawing>
+          <wp:inline distT="0" distB="0" distL="0" distR="0" wp14:anchorId="7730C28E" wp14:editId="44FF98B8">
+            <wp:extent cx="6645910" cy="3204845"/>
+            <wp:effectExtent l="19050" t="19050" r="21590" b="14605"/>
+            <wp:docPr id="1862992965" name="Picture 1"/>
+            <wp:cNvGraphicFramePr>
+              <a:graphicFrameLocks xmlns:a="http://schemas.openxmlformats.org/drawingml/2006/main" noChangeAspect="1"/>
+            </wp:cNvGraphicFramePr>
+            <a:graphic xmlns:a="http://schemas.openxmlformats.org/drawingml/2006/main">
+              <a:graphicData uri="http://schemas.openxmlformats.org/drawingml/2006/picture">
+                <pic:pic xmlns:pic="http://schemas.openxmlformats.org/drawingml/2006/picture">
+                  <pic:nvPicPr>
+                    <pic:cNvPr id="1862992965" name=""/>
+                    <pic:cNvPicPr/>
+                  </pic:nvPicPr>
+                  <pic:blipFill>
+                    <a:blip r:embed="rId17"/>
+                    <a:stretch>
+                      <a:fillRect/>
+                    </a:stretch>
+                  </pic:blipFill>
+                  <pic:spPr>
+                    <a:xfrm>
+                      <a:off x="0" y="0"/>
+                      <a:ext cx="6645910" cy="3204845"/>
+                    </a:xfrm>
+                    <a:prstGeom prst="rect">
+                      <a:avLst/>
+                    </a:prstGeom>
+                    <a:ln>
+                      <a:solidFill>
+                        <a:schemeClr val="tx1"/>
+                      </a:solidFill>
+                    </a:ln>
+                  </pic:spPr>
+                </pic:pic>
+              </a:graphicData>
+            </a:graphic>
+          </wp:inline>
+        </w:drawing>
+      </w:r>
+    </w:p>
+    <w:p>
+      <w:pPr>
+        <w:spacing w:after="0"/>
+        <w:rPr>
+          <w:b/>
+          <w:bCs/>
+        </w:rPr>
+      </w:pPr>
+    </w:p>
+    <w:p>
+      <w:pPr>
+        <w:spacing w:after="0"/>
+        <w:rPr>
+          <w:b/>
+          <w:bCs/>
+        </w:rPr>
+      </w:pPr>
+      <w:r>
+        <w:rPr>
+          <w:b/>
+          <w:bCs/>
+        </w:rPr>
+        <w:drawing>
+          <wp:inline distT="0" distB="0" distL="0" distR="0" wp14:anchorId="1CA8CE39" wp14:editId="3F1E1242">
+            <wp:extent cx="6645910" cy="1775460"/>
+            <wp:effectExtent l="19050" t="19050" r="21590" b="15240"/>
+            <wp:docPr id="704015723" name="Picture 1"/>
+            <wp:cNvGraphicFramePr>
+              <a:graphicFrameLocks xmlns:a="http://schemas.openxmlformats.org/drawingml/2006/main" noChangeAspect="1"/>
+            </wp:cNvGraphicFramePr>
+            <a:graphic xmlns:a="http://schemas.openxmlformats.org/drawingml/2006/main">
+              <a:graphicData uri="http://schemas.openxmlformats.org/drawingml/2006/picture">
+                <pic:pic xmlns:pic="http://schemas.openxmlformats.org/drawingml/2006/picture">
+                  <pic:nvPicPr>
+                    <pic:cNvPr id="704015723" name=""/>
+                    <pic:cNvPicPr/>
+                  </pic:nvPicPr>
+                  <pic:blipFill rotWithShape="1">
+                    <a:blip r:embed="rId18"/>
+                    <a:srcRect b="31904"/>
+                    <a:stretch>
+                      <a:fillRect/>
+                    </a:stretch>
+                  </pic:blipFill>
+                  <pic:spPr bwMode="auto">
+                    <a:xfrm>
+                      <a:off x="0" y="0"/>
+                      <a:ext cx="6645910" cy="1775460"/>
+                    </a:xfrm>
+                    <a:prstGeom prst="rect">
+                      <a:avLst/>
+                    </a:prstGeom>
+                    <a:ln>
+                      <a:solidFill>
+                        <a:schemeClr val="tx1"/>
+                      </a:solidFill>
+                    </a:ln>
+                    <a:extLst>
+                      <a:ext uri="{53640926-AAD7-44D8-BBD7-CCE9431645EC}">
+                        <a14:shadowObscured xmlns:a14="http://schemas.microsoft.com/office/drawing/2010/main"/>
+                      </a:ext>
+                    </a:extLst>
+                  </pic:spPr>
+                </pic:pic>
+              </a:graphicData>
+            </a:graphic>
+          </wp:inline>
+        </w:drawing>
+      </w:r>
+    </w:p>
+    <w:p>
+      <w:pPr>
+        <w:spacing w:after="0"/>
+        <w:rPr>
+          <w:b/>
+          <w:bCs/>
+        </w:rPr>
+      </w:pPr>
+    </w:p>
+    <w:p>
+      <w:pPr>
+        <w:spacing w:after="0"/>
+        <w:rPr>
+          <w:b/>
+          <w:bCs/>
+        </w:rPr>
+      </w:pPr>
+      <w:r>
+        <w:rPr>
+          <w:b/>
+          <w:bCs/>
+        </w:rPr>
+        <w:lastRenderedPageBreak/>
+        <w:drawing>
+          <wp:inline distT="0" distB="0" distL="0" distR="0" wp14:anchorId="088744B1" wp14:editId="011E1D37">
+            <wp:extent cx="6645910" cy="2689860"/>
+            <wp:effectExtent l="19050" t="19050" r="21590" b="15240"/>
+            <wp:docPr id="1189174083" name="Picture 1"/>
+            <wp:cNvGraphicFramePr>
+              <a:graphicFrameLocks xmlns:a="http://schemas.openxmlformats.org/drawingml/2006/main" noChangeAspect="1"/>
+            </wp:cNvGraphicFramePr>
+            <a:graphic xmlns:a="http://schemas.openxmlformats.org/drawingml/2006/main">
+              <a:graphicData uri="http://schemas.openxmlformats.org/drawingml/2006/picture">
+                <pic:pic xmlns:pic="http://schemas.openxmlformats.org/drawingml/2006/picture">
+                  <pic:nvPicPr>
+                    <pic:cNvPr id="1189174083" name=""/>
+                    <pic:cNvPicPr/>
+                  </pic:nvPicPr>
+                  <pic:blipFill>
+                    <a:blip r:embed="rId19"/>
+                    <a:stretch>
+                      <a:fillRect/>
+                    </a:stretch>
+                  </pic:blipFill>
+                  <pic:spPr>
+                    <a:xfrm>
+                      <a:off x="0" y="0"/>
+                      <a:ext cx="6645910" cy="2689860"/>
+                    </a:xfrm>
+                    <a:prstGeom prst="rect">
+                      <a:avLst/>
+                    </a:prstGeom>
+                    <a:ln>
+                      <a:solidFill>
+                        <a:schemeClr val="tx1"/>
+                      </a:solidFill>
+                    </a:ln>
+                  </pic:spPr>
+                </pic:pic>
+              </a:graphicData>
+            </a:graphic>
+          </wp:inline>
+        </w:drawing>
+      </w:r>
+    </w:p>
+    <w:p>
+      <w:pPr>
+        <w:spacing w:after="0"/>
+        <w:rPr>
+          <w:b/>
+          <w:bCs/>
+        </w:rPr>
+      </w:pPr>
+    </w:p>
+    <w:p>
+      <w:pPr>
+        <w:spacing w:after="0"/>
+        <w:rPr>
+          <w:b/>
+          <w:bCs/>
+        </w:rPr>
+      </w:pPr>
+    </w:p>
+    <w:p>
+      <w:pPr>
+        <w:spacing w:after="0"/>
+        <w:rPr>
+          <w:b/>
+          <w:bCs/>
+        </w:rPr>
+      </w:pPr>
+    </w:p>
+    <w:p>
+      <w:pPr>
+        <w:spacing w:after="0"/>
+        <w:rPr>
+          <w:b/>
+          <w:bCs/>
+        </w:rPr>
+      </w:pPr>
+      <w:r>
+        <w:rPr>
+          <w:b/>
+          <w:bCs/>
+        </w:rPr>
+        <w:drawing>
+          <wp:inline distT="0" distB="0" distL="0" distR="0" wp14:anchorId="1EC89641" wp14:editId="4D4B63A4">
+            <wp:extent cx="6645910" cy="2773045"/>
+            <wp:effectExtent l="19050" t="19050" r="21590" b="27305"/>
+            <wp:docPr id="1308230514" name="Picture 1"/>
+            <wp:cNvGraphicFramePr>
+              <a:graphicFrameLocks xmlns:a="http://schemas.openxmlformats.org/drawingml/2006/main" noChangeAspect="1"/>
+            </wp:cNvGraphicFramePr>
+            <a:graphic xmlns:a="http://schemas.openxmlformats.org/drawingml/2006/main">
+              <a:graphicData uri="http://schemas.openxmlformats.org/drawingml/2006/picture">
+                <pic:pic xmlns:pic="http://schemas.openxmlformats.org/drawingml/2006/picture">
+                  <pic:nvPicPr>
+                    <pic:cNvPr id="1308230514" name=""/>
+                    <pic:cNvPicPr/>
+                  </pic:nvPicPr>
+                  <pic:blipFill>
+                    <a:blip r:embed="rId20"/>
+                    <a:stretch>
+                      <a:fillRect/>
+                    </a:stretch>
+                  </pic:blipFill>
+                  <pic:spPr>
+                    <a:xfrm>
+                      <a:off x="0" y="0"/>
+                      <a:ext cx="6645910" cy="2773045"/>
+                    </a:xfrm>
+                    <a:prstGeom prst="rect">
+                      <a:avLst/>
+                    </a:prstGeom>
+                    <a:ln>
+                      <a:solidFill>
+                        <a:schemeClr val="tx1"/>
+                      </a:solidFill>
+                    </a:ln>
+                  </pic:spPr>
+                </pic:pic>
+              </a:graphicData>
+            </a:graphic>
+          </wp:inline>
+        </w:drawing>
+      </w:r>
+    </w:p>
+    <w:p>
+      <w:pPr>
+        <w:spacing w:after="0"/>
+        <w:rPr>
+          <w:b/>
+          <w:bCs/>
+        </w:rPr>
+      </w:pPr>
+    </w:p>
+    <w:p>
+      <w:pPr>
+        <w:spacing w:after="0"/>
+        <w:rPr>
+          <w:b/>
+          <w:bCs/>
+        </w:rPr>
+      </w:pPr>
+      <w:r>
+        <w:rPr>
+          <w:b/>
+          <w:bCs/>
+        </w:rPr>
+        <w:drawing>
+          <wp:inline distT="0" distB="0" distL="0" distR="0" wp14:anchorId="63562073" wp14:editId="3C50615A">
+            <wp:extent cx="6645910" cy="3085465"/>
+            <wp:effectExtent l="19050" t="19050" r="21590" b="19685"/>
+            <wp:docPr id="364785372" name="Picture 1"/>
+            <wp:cNvGraphicFramePr>
+              <a:graphicFrameLocks xmlns:a="http://schemas.openxmlformats.org/drawingml/2006/main" noChangeAspect="1"/>
+            </wp:cNvGraphicFramePr>
+            <a:graphic xmlns:a="http://schemas.openxmlformats.org/drawingml/2006/main">
+              <a:graphicData uri="http://schemas.openxmlformats.org/drawingml/2006/picture">
+                <pic:pic xmlns:pic="http://schemas.openxmlformats.org/drawingml/2006/picture">
+                  <pic:nvPicPr>
+                    <pic:cNvPr id="364785372" name=""/>
+                    <pic:cNvPicPr/>
+                  </pic:nvPicPr>
+                  <pic:blipFill>
+                    <a:blip r:embed="rId21"/>
+                    <a:stretch>
+                      <a:fillRect/>
+                    </a:stretch>
+                  </pic:blipFill>
+                  <pic:spPr>
+                    <a:xfrm>
+                      <a:off x="0" y="0"/>
+                      <a:ext cx="6645910" cy="3085465"/>
+                    </a:xfrm>
+                    <a:prstGeom prst="rect">
+                      <a:avLst/>
+                    </a:prstGeom>
+                    <a:ln>
+                      <a:solidFill>
+                        <a:schemeClr val="tx1"/>
+                      </a:solidFill>
+                    </a:ln>
+                  </pic:spPr>
+                </pic:pic>
+              </a:graphicData>
+            </a:graphic>
+          </wp:inline>
+        </w:drawing>
+      </w:r>
+    </w:p>
+    <w:p>
+      <w:pPr>
+        <w:spacing w:after="0"/>
+        <w:rPr>
+          <w:b/>
+          <w:bCs/>
+        </w:rPr>
+      </w:pPr>
+    </w:p>
+    <w:p>
+      <w:pPr>
+        <w:spacing w:after="0"/>
+        <w:rPr>
+          <w:b/>
+          <w:bCs/>
+        </w:rPr>
+      </w:pPr>
+      <w:r>
+        <w:rPr>
+          <w:b/>
+          <w:bCs/>
+        </w:rPr>
+        <w:lastRenderedPageBreak/>
+        <w:drawing>
+          <wp:inline distT="0" distB="0" distL="0" distR="0" wp14:anchorId="05761EA9" wp14:editId="6E5DBE5F">
+            <wp:extent cx="6645910" cy="2048510"/>
+            <wp:effectExtent l="19050" t="19050" r="21590" b="27940"/>
+            <wp:docPr id="1642752844" name="Picture 1"/>
+            <wp:cNvGraphicFramePr>
+              <a:graphicFrameLocks xmlns:a="http://schemas.openxmlformats.org/drawingml/2006/main" noChangeAspect="1"/>
+            </wp:cNvGraphicFramePr>
+            <a:graphic xmlns:a="http://schemas.openxmlformats.org/drawingml/2006/main">
+              <a:graphicData uri="http://schemas.openxmlformats.org/drawingml/2006/picture">
+                <pic:pic xmlns:pic="http://schemas.openxmlformats.org/drawingml/2006/picture">
+                  <pic:nvPicPr>
+                    <pic:cNvPr id="1642752844" name=""/>
+                    <pic:cNvPicPr/>
+                  </pic:nvPicPr>
+                  <pic:blipFill>
+                    <a:blip r:embed="rId22"/>
+                    <a:stretch>
+                      <a:fillRect/>
+                    </a:stretch>
+                  </pic:blipFill>
+                  <pic:spPr>
+                    <a:xfrm>
+                      <a:off x="0" y="0"/>
+                      <a:ext cx="6645910" cy="2048510"/>
+                    </a:xfrm>
+                    <a:prstGeom prst="rect">
+                      <a:avLst/>
+                    </a:prstGeom>
+                    <a:ln>
+                      <a:solidFill>
+                        <a:schemeClr val="tx1"/>
+                      </a:solidFill>
+                    </a:ln>
+                  </pic:spPr>
+                </pic:pic>
+              </a:graphicData>
+            </a:graphic>
+          </wp:inline>
+        </w:drawing>
+      </w:r>
+    </w:p>
+    <w:p>
+      <w:pPr>
+        <w:spacing w:after="0"/>
+        <w:rPr>
+          <w:b/>
+          <w:bCs/>
+        </w:rPr>
+      </w:pPr>
+    </w:p>
+    <w:p>
+      <w:pPr>
+        <w:spacing w:after="0"/>
+        <w:rPr>
+          <w:b/>
+          <w:bCs/>
+        </w:rPr>
+      </w:pPr>
+    </w:p>
+    <w:p>
+      <w:pPr>
+        <w:spacing w:after="0"/>
+        <w:rPr>
+          <w:b/>
+          <w:bCs/>
+        </w:rPr>
+      </w:pPr>
+      <w:r>
+        <w:rPr>
+          <w:b/>
+          <w:bCs/>
+        </w:rPr>
+        <w:drawing>
+          <wp:inline distT="0" distB="0" distL="0" distR="0" wp14:anchorId="15491235" wp14:editId="19A7E857">
+            <wp:extent cx="6645910" cy="1931035"/>
+            <wp:effectExtent l="19050" t="19050" r="21590" b="12065"/>
+            <wp:docPr id="1504534841" name="Picture 1"/>
+            <wp:cNvGraphicFramePr>
+              <a:graphicFrameLocks xmlns:a="http://schemas.openxmlformats.org/drawingml/2006/main" noChangeAspect="1"/>
+            </wp:cNvGraphicFramePr>
+            <a:graphic xmlns:a="http://schemas.openxmlformats.org/drawingml/2006/main">
+              <a:graphicData uri="http://schemas.openxmlformats.org/drawingml/2006/picture">
+                <pic:pic xmlns:pic="http://schemas.openxmlformats.org/drawingml/2006/picture">
+                  <pic:nvPicPr>
+                    <pic:cNvPr id="1504534841" name=""/>
+                    <pic:cNvPicPr/>
+                  </pic:nvPicPr>
+                  <pic:blipFill>
+                    <a:blip r:embed="rId23"/>
+                    <a:stretch>
+                      <a:fillRect/>
+                    </a:stretch>
+                  </pic:blipFill>
+                  <pic:spPr>
+                    <a:xfrm>
+                      <a:off x="0" y="0"/>
+                      <a:ext cx="6645910" cy="1931035"/>
+                    </a:xfrm>
+                    <a:prstGeom prst="rect">
+                      <a:avLst/>
+                    </a:prstGeom>
+                    <a:ln>
+                      <a:solidFill>
+                        <a:schemeClr val="tx1"/>
+                      </a:solidFill>
+                    </a:ln>
+                  </pic:spPr>
+                </pic:pic>
+              </a:graphicData>
+            </a:graphic>
+          </wp:inline>
+        </w:drawing>
+      </w:r>
+    </w:p>
+    <w:p>
+      <w:pPr>
+        <w:spacing w:after="0"/>
+        <w:rPr>
+          <w:b/>
+          <w:bCs/>
+        </w:rPr>
+      </w:pPr>
+    </w:p>
+    <w:p>
+      <w:pPr>
+        <w:spacing w:after="0"/>
+        <w:rPr>
+          <w:b/>
+          <w:bCs/>
+        </w:rPr>
+      </w:pPr>
+      <w:r>
+        <w:rPr>
+          <w:b/>
+          <w:bCs/>
+        </w:rPr>
+        <w:drawing>
+          <wp:inline distT="0" distB="0" distL="0" distR="0" wp14:anchorId="4CEF92CB" wp14:editId="79555FA2">
+            <wp:extent cx="6645910" cy="1705610"/>
+            <wp:effectExtent l="19050" t="19050" r="21590" b="27940"/>
+            <wp:docPr id="1787132487" name="Picture 1"/>
+            <wp:cNvGraphicFramePr>
+              <a:graphicFrameLocks xmlns:a="http://schemas.openxmlformats.org/drawingml/2006/main" noChangeAspect="1"/>
+            </wp:cNvGraphicFramePr>
+            <a:graphic xmlns:a="http://schemas.openxmlformats.org/drawingml/2006/main">
+              <a:graphicData uri="http://schemas.openxmlformats.org/drawingml/2006/picture">
+                <pic:pic xmlns:pic="http://schemas.openxmlformats.org/drawingml/2006/picture">
+                  <pic:nvPicPr>
+                    <pic:cNvPr id="1787132487" name=""/>
+                    <pic:cNvPicPr/>
+                  </pic:nvPicPr>
+                  <pic:blipFill>
+                    <a:blip r:embed="rId24"/>
+                    <a:stretch>
+                      <a:fillRect/>
+                    </a:stretch>
+                  </pic:blipFill>
+                  <pic:spPr>
+                    <a:xfrm>
+                      <a:off x="0" y="0"/>
+                      <a:ext cx="6645910" cy="1705610"/>
+                    </a:xfrm>
+                    <a:prstGeom prst="rect">
+                      <a:avLst/>
+                    </a:prstGeom>
+                    <a:ln>
+                      <a:solidFill>
+                        <a:schemeClr val="tx1"/>
+                      </a:solidFill>
+                    </a:ln>
+                  </pic:spPr>
+                </pic:pic>
+              </a:graphicData>
+            </a:graphic>
+          </wp:inline>
+        </w:drawing>
+      </w:r>
+    </w:p>
+    <w:p>
+      <w:pPr>
+        <w:spacing w:after="0"/>
+        <w:rPr>
+          <w:b/>
+          <w:bCs/>
+        </w:rPr>
+      </w:pPr>
+    </w:p>
+    <w:p>
+      <w:pPr>
+        <w:spacing w:after="0"/>
+        <w:rPr>
+          <w:b/>
+          <w:bCs/>
+        </w:rPr>
+      </w:pPr>
+      <w:r>
+        <w:rPr>
+          <w:b/>
+          <w:bCs/>
+        </w:rPr>
+        <w:drawing>
+          <wp:inline distT="0" distB="0" distL="0" distR="0" wp14:anchorId="0566FAE5" wp14:editId="2B1ABA99">
+            <wp:extent cx="6645910" cy="1438910"/>
+            <wp:effectExtent l="19050" t="19050" r="21590" b="27940"/>
+            <wp:docPr id="426533510" name="Picture 1"/>
+            <wp:cNvGraphicFramePr>
+              <a:graphicFrameLocks xmlns:a="http://schemas.openxmlformats.org/drawingml/2006/main" noChangeAspect="1"/>
+            </wp:cNvGraphicFramePr>
+            <a:graphic xmlns:a="http://schemas.openxmlformats.org/drawingml/2006/main">
+              <a:graphicData uri="http://schemas.openxmlformats.org/drawingml/2006/picture">
+                <pic:pic xmlns:pic="http://schemas.openxmlformats.org/drawingml/2006/picture">
+                  <pic:nvPicPr>
+                    <pic:cNvPr id="426533510" name=""/>
+                    <pic:cNvPicPr/>
+                  </pic:nvPicPr>
+                  <pic:blipFill>
+                    <a:blip r:embed="rId25"/>
+                    <a:stretch>
+                      <a:fillRect/>
+                    </a:stretch>
+                  </pic:blipFill>
+                  <pic:spPr>
+                    <a:xfrm>
+                      <a:off x="0" y="0"/>
+                      <a:ext cx="6645910" cy="1438910"/>
+                    </a:xfrm>
+                    <a:prstGeom prst="rect">
+                      <a:avLst/>
+                    </a:prstGeom>
+                    <a:ln>
+                      <a:solidFill>
+                        <a:schemeClr val="tx1"/>
+                      </a:solidFill>
+                    </a:ln>
+                  </pic:spPr>
+                </pic:pic>
+              </a:graphicData>
+            </a:graphic>
+          </wp:inline>
+        </w:drawing>
+      </w:r>
     </w:p>
     <w:p>
       <w:pPr>
